--- a/customer-portal/templates/AI项目需求表.docx
+++ b/customer-portal/templates/AI项目需求表.docx
@@ -11,7 +11,7 @@
           <w:b/>
           <w:sz w:val="36"/>
         </w:rPr>
-        <w:t>AI科研项目需求表</w:t>
+        <w:t>AI项目需求表</w:t>
       </w:r>
     </w:p>
     <w:p>
@@ -19,10 +19,7 @@
         <w:jc w:val="center"/>
       </w:pPr>
       <w:r>
-        <w:rPr>
-          <w:sz w:val="22"/>
-        </w:rPr>
-        <w:t>上海红祺腾达信息技术有限公司</w:t>
+        <w:t>上海红祺腾达信息技术有限公司 · HQTD Scientific</w:t>
       </w:r>
     </w:p>
     <w:tbl>
@@ -33,55 +30,42 @@
         <w:tblLook w:firstColumn="1" w:firstRow="1" w:lastColumn="0" w:lastRow="0" w:noHBand="0" w:noVBand="1" w:val="04A0"/>
       </w:tblPr>
       <w:tblGrid>
-        <w:gridCol w:w="2493"/>
-        <w:gridCol w:w="2493"/>
-        <w:gridCol w:w="2493"/>
-        <w:gridCol w:w="2493"/>
+        <w:gridCol w:w="2268"/>
+        <w:gridCol w:w="6803"/>
       </w:tblGrid>
       <w:tr>
         <w:tc>
           <w:tcPr>
-            <w:tcW w:type="dxa" w:w="2493"/>
+            <w:tcW w:type="dxa" w:w="2268"/>
             <w:vAlign w:val="center"/>
-            <w:shd w:fill="D9EAF7"/>
+            <w:shd w:fill="DDEBF7"/>
           </w:tcPr>
           <w:p>
+            <w:r/>
             <w:r>
-              <w:t>需求编号</w:t>
+              <w:rPr>
+                <w:b/>
+                <w:sz w:val="21"/>
+              </w:rPr>
+              <w:t>联系人</w:t>
             </w:r>
           </w:p>
         </w:tc>
         <w:tc>
           <w:tcPr>
-            <w:tcW w:type="dxa" w:w="2493"/>
+            <w:tcW w:type="dxa" w:w="6803"/>
             <w:vAlign w:val="center"/>
           </w:tcPr>
           <w:p>
+            <w:pPr>
+              <w:spacing w:after="240"/>
+            </w:pPr>
+            <w:r/>
             <w:r>
-              <w:t>{{businessNo}}</w:t>
-            </w:r>
-          </w:p>
-        </w:tc>
-        <w:tc>
-          <w:tcPr>
-            <w:tcW w:type="dxa" w:w="2493"/>
-            <w:vAlign w:val="center"/>
-            <w:shd w:fill="D9EAF7"/>
-          </w:tcPr>
-          <w:p>
-            <w:r>
-              <w:t>提交日期</w:t>
-            </w:r>
-          </w:p>
-        </w:tc>
-        <w:tc>
-          <w:tcPr>
-            <w:tcW w:type="dxa" w:w="2493"/>
-            <w:vAlign w:val="center"/>
-          </w:tcPr>
-          <w:p>
-            <w:r>
-              <w:t>{{submissionDate}}</w:t>
+              <w:rPr>
+                <w:b w:val="0"/>
+                <w:sz w:val="21"/>
+              </w:rPr>
             </w:r>
           </w:p>
         </w:tc>
@@ -89,47 +73,36 @@
       <w:tr>
         <w:tc>
           <w:tcPr>
-            <w:tcW w:type="dxa" w:w="2493"/>
+            <w:tcW w:type="dxa" w:w="2268"/>
             <w:vAlign w:val="center"/>
-            <w:shd w:fill="D9EAF7"/>
+            <w:shd w:fill="DDEBF7"/>
           </w:tcPr>
           <w:p>
+            <w:r/>
             <w:r>
-              <w:t>委托单位</w:t>
+              <w:rPr>
+                <w:b/>
+                <w:sz w:val="21"/>
+              </w:rPr>
+              <w:t>单位/学校</w:t>
             </w:r>
           </w:p>
         </w:tc>
         <w:tc>
           <w:tcPr>
-            <w:tcW w:type="dxa" w:w="2493"/>
+            <w:tcW w:type="dxa" w:w="6803"/>
             <w:vAlign w:val="center"/>
           </w:tcPr>
           <w:p>
+            <w:pPr>
+              <w:spacing w:after="240"/>
+            </w:pPr>
+            <w:r/>
             <w:r>
-              <w:t>{{organization}}</w:t>
-            </w:r>
-          </w:p>
-        </w:tc>
-        <w:tc>
-          <w:tcPr>
-            <w:tcW w:type="dxa" w:w="2493"/>
-            <w:vAlign w:val="center"/>
-            <w:shd w:fill="D9EAF7"/>
-          </w:tcPr>
-          <w:p>
-            <w:r>
-              <w:t>联系人</w:t>
-            </w:r>
-          </w:p>
-        </w:tc>
-        <w:tc>
-          <w:tcPr>
-            <w:tcW w:type="dxa" w:w="2493"/>
-            <w:vAlign w:val="center"/>
-          </w:tcPr>
-          <w:p>
-            <w:r>
-              <w:t>{{contactName}}</w:t>
+              <w:rPr>
+                <w:b w:val="0"/>
+                <w:sz w:val="21"/>
+              </w:rPr>
             </w:r>
           </w:p>
         </w:tc>
@@ -137,47 +110,36 @@
       <w:tr>
         <w:tc>
           <w:tcPr>
-            <w:tcW w:type="dxa" w:w="2493"/>
+            <w:tcW w:type="dxa" w:w="2268"/>
             <w:vAlign w:val="center"/>
-            <w:shd w:fill="D9EAF7"/>
+            <w:shd w:fill="DDEBF7"/>
           </w:tcPr>
           <w:p>
+            <w:r/>
             <w:r>
-              <w:t>联系电话</w:t>
+              <w:rPr>
+                <w:b/>
+                <w:sz w:val="21"/>
+              </w:rPr>
+              <w:t>手机号</w:t>
             </w:r>
           </w:p>
         </w:tc>
         <w:tc>
           <w:tcPr>
-            <w:tcW w:type="dxa" w:w="2493"/>
+            <w:tcW w:type="dxa" w:w="6803"/>
             <w:vAlign w:val="center"/>
           </w:tcPr>
           <w:p>
+            <w:pPr>
+              <w:spacing w:after="240"/>
+            </w:pPr>
+            <w:r/>
             <w:r>
-              <w:t>{{phone}}</w:t>
-            </w:r>
-          </w:p>
-        </w:tc>
-        <w:tc>
-          <w:tcPr>
-            <w:tcW w:type="dxa" w:w="2493"/>
-            <w:vAlign w:val="center"/>
-            <w:shd w:fill="D9EAF7"/>
-          </w:tcPr>
-          <w:p>
-            <w:r>
-              <w:t>电子邮箱</w:t>
-            </w:r>
-          </w:p>
-        </w:tc>
-        <w:tc>
-          <w:tcPr>
-            <w:tcW w:type="dxa" w:w="2493"/>
-            <w:vAlign w:val="center"/>
-          </w:tcPr>
-          <w:p>
-            <w:r>
-              <w:t>{{email}}</w:t>
+              <w:rPr>
+                <w:b w:val="0"/>
+                <w:sz w:val="21"/>
+              </w:rPr>
             </w:r>
           </w:p>
         </w:tc>
@@ -185,214 +147,36 @@
       <w:tr>
         <w:tc>
           <w:tcPr>
-            <w:tcW w:type="dxa" w:w="2493"/>
+            <w:tcW w:type="dxa" w:w="2268"/>
             <w:vAlign w:val="center"/>
-            <w:shd w:fill="D9EAF7"/>
+            <w:shd w:fill="DDEBF7"/>
           </w:tcPr>
           <w:p>
+            <w:r/>
             <w:r>
-              <w:t>项目名称</w:t>
+              <w:rPr>
+                <w:b/>
+                <w:sz w:val="21"/>
+              </w:rPr>
+              <w:t>邮箱（选填）</w:t>
             </w:r>
           </w:p>
         </w:tc>
         <w:tc>
           <w:tcPr>
-            <w:tcW w:type="dxa" w:w="2493"/>
+            <w:tcW w:type="dxa" w:w="6803"/>
             <w:vAlign w:val="center"/>
           </w:tcPr>
           <w:p>
+            <w:pPr>
+              <w:spacing w:after="240"/>
+            </w:pPr>
+            <w:r/>
             <w:r>
-              <w:t>{{projectName}}</w:t>
-            </w:r>
-          </w:p>
-        </w:tc>
-        <w:tc>
-          <w:tcPr>
-            <w:tcW w:type="dxa" w:w="2493"/>
-            <w:vAlign w:val="center"/>
-            <w:shd w:fill="D9EAF7"/>
-          </w:tcPr>
-          <w:p>
-            <w:r>
-              <w:t>期望完成日期</w:t>
-            </w:r>
-          </w:p>
-        </w:tc>
-        <w:tc>
-          <w:tcPr>
-            <w:tcW w:type="dxa" w:w="2493"/>
-            <w:vAlign w:val="center"/>
-          </w:tcPr>
-          <w:p>
-            <w:r>
-              <w:t>{{expectedDate}}</w:t>
-            </w:r>
-          </w:p>
-        </w:tc>
-      </w:tr>
-    </w:tbl>
-    <w:p/>
-    <w:p>
-      <w:r>
-        <w:rPr>
-          <w:b/>
-          <w:sz w:val="24"/>
-        </w:rPr>
-        <w:t>一、项目背景与研究目标</w:t>
-      </w:r>
-    </w:p>
-    <w:p>
-      <w:pPr>
-        <w:spacing w:after="160"/>
-      </w:pPr>
-      <w:r>
-        <w:t>{{projectBackground}}</w:t>
-      </w:r>
-    </w:p>
-    <w:p>
-      <w:r>
-        <w:rPr>
-          <w:b/>
-          <w:sz w:val="24"/>
-        </w:rPr>
-        <w:t>二、AI项目方向</w:t>
-      </w:r>
-    </w:p>
-    <w:p>
-      <w:pPr>
-        <w:spacing w:after="160"/>
-      </w:pPr>
-      <w:r>
-        <w:t>{{aiDirection}}</w:t>
-      </w:r>
-    </w:p>
-    <w:p>
-      <w:r>
-        <w:rPr>
-          <w:b/>
-          <w:sz w:val="24"/>
-        </w:rPr>
-        <w:t>三、现有数据情况</w:t>
-      </w:r>
-    </w:p>
-    <w:p>
-      <w:pPr>
-        <w:spacing w:after="160"/>
-      </w:pPr>
-      <w:r>
-        <w:t>{{dataStatus}}</w:t>
-      </w:r>
-    </w:p>
-    <w:p>
-      <w:r>
-        <w:rPr>
-          <w:b/>
-          <w:sz w:val="24"/>
-        </w:rPr>
-        <w:t>四、预期成果与评价指标</w:t>
-      </w:r>
-    </w:p>
-    <w:p>
-      <w:pPr>
-        <w:spacing w:after="160"/>
-      </w:pPr>
-      <w:r>
-        <w:t>{{expectedDeliverables}} / {{targetMetrics}}</w:t>
-      </w:r>
-    </w:p>
-    <w:p>
-      <w:r>
-        <w:rPr>
-          <w:b/>
-          <w:sz w:val="24"/>
-        </w:rPr>
-        <w:t>五、部署、源代码与保密要求</w:t>
-      </w:r>
-    </w:p>
-    <w:p>
-      <w:pPr>
-        <w:spacing w:after="160"/>
-      </w:pPr>
-      <w:r>
-        <w:t>{{deploymentRequirements}} / {{sourceCodeRequired}} / {{confidentialityRequirements}}</w:t>
-      </w:r>
-    </w:p>
-    <w:p>
-      <w:r>
-        <w:rPr>
-          <w:b/>
-          <w:sz w:val="24"/>
-        </w:rPr>
-        <w:t>动态明细表</w:t>
-      </w:r>
-    </w:p>
-    <w:tbl>
-      <w:tblPr>
-        <w:tblStyle w:val="TableGrid"/>
-        <w:tblW w:type="auto" w:w="0"/>
-        <w:jc w:val="center"/>
-        <w:tblLook w:firstColumn="1" w:firstRow="1" w:lastColumn="0" w:lastRow="0" w:noHBand="0" w:noVBand="1" w:val="04A0"/>
-      </w:tblPr>
-      <w:tblGrid>
-        <w:gridCol w:w="1994"/>
-        <w:gridCol w:w="1994"/>
-        <w:gridCol w:w="1994"/>
-        <w:gridCol w:w="1994"/>
-        <w:gridCol w:w="1994"/>
-      </w:tblGrid>
-      <w:tr>
-        <w:tc>
-          <w:tcPr>
-            <w:tcW w:type="dxa" w:w="1994"/>
-            <w:shd w:fill="D9EAF7"/>
-          </w:tcPr>
-          <w:p>
-            <w:r>
-              <w:t>数据集/模块</w:t>
-            </w:r>
-          </w:p>
-        </w:tc>
-        <w:tc>
-          <w:tcPr>
-            <w:tcW w:type="dxa" w:w="1994"/>
-            <w:shd w:fill="D9EAF7"/>
-          </w:tcPr>
-          <w:p>
-            <w:r>
-              <w:t>数据格式</w:t>
-            </w:r>
-          </w:p>
-        </w:tc>
-        <w:tc>
-          <w:tcPr>
-            <w:tcW w:type="dxa" w:w="1994"/>
-            <w:shd w:fill="D9EAF7"/>
-          </w:tcPr>
-          <w:p>
-            <w:r>
-              <w:t>数据量</w:t>
-            </w:r>
-          </w:p>
-        </w:tc>
-        <w:tc>
-          <w:tcPr>
-            <w:tcW w:type="dxa" w:w="1994"/>
-            <w:shd w:fill="D9EAF7"/>
-          </w:tcPr>
-          <w:p>
-            <w:r>
-              <w:t>目标变量/功能</w:t>
-            </w:r>
-          </w:p>
-        </w:tc>
-        <w:tc>
-          <w:tcPr>
-            <w:tcW w:type="dxa" w:w="1994"/>
-            <w:shd w:fill="D9EAF7"/>
-          </w:tcPr>
-          <w:p>
-            <w:r>
-              <w:t>备注</w:t>
+              <w:rPr>
+                <w:b w:val="0"/>
+                <w:sz w:val="21"/>
+              </w:rPr>
             </w:r>
           </w:p>
         </w:tc>
@@ -400,51 +184,222 @@
       <w:tr>
         <w:tc>
           <w:tcPr>
-            <w:tcW w:type="dxa" w:w="1994"/>
+            <w:tcW w:type="dxa" w:w="2268"/>
+            <w:vAlign w:val="center"/>
+            <w:shd w:fill="DDEBF7"/>
           </w:tcPr>
           <w:p>
+            <w:r/>
             <w:r>
-              <w:t>{{ROW_1}}</w:t>
+              <w:rPr>
+                <w:b/>
+                <w:sz w:val="21"/>
+              </w:rPr>
+              <w:t>项目名称</w:t>
             </w:r>
           </w:p>
         </w:tc>
         <w:tc>
           <w:tcPr>
-            <w:tcW w:type="dxa" w:w="1994"/>
+            <w:tcW w:type="dxa" w:w="6803"/>
+            <w:vAlign w:val="center"/>
           </w:tcPr>
           <w:p>
+            <w:pPr>
+              <w:spacing w:after="240"/>
+            </w:pPr>
+            <w:r/>
             <w:r>
-              <w:t>{{ROW_2}}</w:t>
+              <w:rPr>
+                <w:b w:val="0"/>
+                <w:sz w:val="21"/>
+              </w:rPr>
+            </w:r>
+          </w:p>
+        </w:tc>
+      </w:tr>
+      <w:tr>
+        <w:tc>
+          <w:tcPr>
+            <w:tcW w:type="dxa" w:w="2268"/>
+            <w:vAlign w:val="center"/>
+            <w:shd w:fill="DDEBF7"/>
+          </w:tcPr>
+          <w:p>
+            <w:r/>
+            <w:r>
+              <w:rPr>
+                <w:b/>
+                <w:sz w:val="21"/>
+              </w:rPr>
+              <w:t>一句话项目需求</w:t>
             </w:r>
           </w:p>
         </w:tc>
         <w:tc>
           <w:tcPr>
-            <w:tcW w:type="dxa" w:w="1994"/>
+            <w:tcW w:type="dxa" w:w="6803"/>
+            <w:vAlign w:val="center"/>
           </w:tcPr>
           <w:p>
+            <w:pPr>
+              <w:spacing w:after="240"/>
+            </w:pPr>
+            <w:r/>
             <w:r>
-              <w:t>{{ROW_3}}</w:t>
+              <w:rPr>
+                <w:b w:val="0"/>
+                <w:sz w:val="21"/>
+              </w:rPr>
+            </w:r>
+          </w:p>
+        </w:tc>
+      </w:tr>
+      <w:tr>
+        <w:tc>
+          <w:tcPr>
+            <w:tcW w:type="dxa" w:w="2268"/>
+            <w:vAlign w:val="center"/>
+            <w:shd w:fill="DDEBF7"/>
+          </w:tcPr>
+          <w:p>
+            <w:r/>
+            <w:r>
+              <w:rPr>
+                <w:b/>
+                <w:sz w:val="21"/>
+              </w:rPr>
+              <w:t>现有数据情况</w:t>
             </w:r>
           </w:p>
         </w:tc>
         <w:tc>
           <w:tcPr>
-            <w:tcW w:type="dxa" w:w="1994"/>
+            <w:tcW w:type="dxa" w:w="6803"/>
+            <w:vAlign w:val="center"/>
           </w:tcPr>
           <w:p>
+            <w:pPr>
+              <w:spacing w:after="240"/>
+            </w:pPr>
+            <w:r/>
             <w:r>
-              <w:t>{{ROW_4}}</w:t>
+              <w:rPr>
+                <w:b w:val="0"/>
+                <w:sz w:val="21"/>
+              </w:rPr>
+              <w:t>□ 已有数据  □ 部分数据  □ 暂无数据</w:t>
+            </w:r>
+          </w:p>
+        </w:tc>
+      </w:tr>
+      <w:tr>
+        <w:tc>
+          <w:tcPr>
+            <w:tcW w:type="dxa" w:w="2268"/>
+            <w:vAlign w:val="center"/>
+            <w:shd w:fill="DDEBF7"/>
+          </w:tcPr>
+          <w:p>
+            <w:r/>
+            <w:r>
+              <w:rPr>
+                <w:b/>
+                <w:sz w:val="21"/>
+              </w:rPr>
+              <w:t>希望实现的功能/结果</w:t>
             </w:r>
           </w:p>
         </w:tc>
         <w:tc>
           <w:tcPr>
-            <w:tcW w:type="dxa" w:w="1994"/>
+            <w:tcW w:type="dxa" w:w="6803"/>
+            <w:vAlign w:val="center"/>
           </w:tcPr>
           <w:p>
+            <w:pPr>
+              <w:spacing w:after="240"/>
+            </w:pPr>
+            <w:r/>
             <w:r>
-              <w:t>{{ROW_5}}</w:t>
+              <w:rPr>
+                <w:b w:val="0"/>
+                <w:sz w:val="21"/>
+              </w:rPr>
+            </w:r>
+          </w:p>
+        </w:tc>
+      </w:tr>
+      <w:tr>
+        <w:tc>
+          <w:tcPr>
+            <w:tcW w:type="dxa" w:w="2268"/>
+            <w:vAlign w:val="center"/>
+            <w:shd w:fill="DDEBF7"/>
+          </w:tcPr>
+          <w:p>
+            <w:r/>
+            <w:r>
+              <w:rPr>
+                <w:b/>
+                <w:sz w:val="21"/>
+              </w:rPr>
+              <w:t>已有资料或附件说明</w:t>
+            </w:r>
+          </w:p>
+        </w:tc>
+        <w:tc>
+          <w:tcPr>
+            <w:tcW w:type="dxa" w:w="6803"/>
+            <w:vAlign w:val="center"/>
+          </w:tcPr>
+          <w:p>
+            <w:pPr>
+              <w:spacing w:after="240"/>
+            </w:pPr>
+            <w:r/>
+            <w:r>
+              <w:rPr>
+                <w:b w:val="0"/>
+                <w:sz w:val="21"/>
+              </w:rPr>
+            </w:r>
+          </w:p>
+        </w:tc>
+      </w:tr>
+      <w:tr>
+        <w:tc>
+          <w:tcPr>
+            <w:tcW w:type="dxa" w:w="2268"/>
+            <w:vAlign w:val="center"/>
+            <w:shd w:fill="DDEBF7"/>
+          </w:tcPr>
+          <w:p>
+            <w:r/>
+            <w:r>
+              <w:rPr>
+                <w:b/>
+                <w:sz w:val="21"/>
+              </w:rPr>
+              <w:t>其他说明</w:t>
+            </w:r>
+          </w:p>
+        </w:tc>
+        <w:tc>
+          <w:tcPr>
+            <w:tcW w:type="dxa" w:w="6803"/>
+            <w:vAlign w:val="center"/>
+          </w:tcPr>
+          <w:p>
+            <w:pPr>
+              <w:spacing w:after="240"/>
+            </w:pPr>
+            <w:r/>
+            <w:r>
+              <w:rPr>
+                <w:b w:val="0"/>
+                <w:sz w:val="21"/>
+              </w:rPr>
             </w:r>
           </w:p>
         </w:tc>
@@ -452,28 +407,12 @@
     </w:tbl>
     <w:p>
       <w:r>
-        <w:t>说明：在线填写时可新增、复制或删除明细行；系统生成文件时将按实际数据自动扩展表格。</w:t>
-      </w:r>
-    </w:p>
-    <w:p/>
-    <w:p>
-      <w:r>
-        <w:t>其他要求：{{otherRequirements}}</w:t>
-      </w:r>
-    </w:p>
-    <w:p>
-      <w:pPr>
-        <w:jc w:val="right"/>
-      </w:pPr>
-      <w:r>
-        <w:t>上海红祺腾达信息技术有限公司</w:t>
-        <w:br/>
-        <w:t>{{companyDate}}</w:t>
+        <w:t>说明：仅填写已知信息；不确定的内容可写“请技术人员评估”。填写后可在对应项目页面作为附件上传。</w:t>
       </w:r>
     </w:p>
     <w:sectPr>
       <w:pgSz w:w="12240" w:h="15840"/>
-      <w:pgMar w:top="1020" w:right="1134" w:bottom="1020" w:left="1134" w:header="720" w:footer="720" w:gutter="0"/>
+      <w:pgMar w:top="850" w:right="964" w:bottom="850" w:left="964" w:header="720" w:footer="720" w:gutter="0"/>
       <w:cols w:space="720"/>
       <w:docGrid w:linePitch="360"/>
     </w:sectPr>
@@ -844,10 +783,6 @@
     <w:name w:val="Normal"/>
     <w:qFormat/>
     <w:rsid w:val="00FC693F"/>
-    <w:rPr>
-      <w:rFonts w:ascii="Microsoft YaHei" w:hAnsi="Microsoft YaHei" w:eastAsia="微软雅黑"/>
-      <w:sz w:val="21"/>
-    </w:rPr>
   </w:style>
   <w:style w:type="paragraph" w:styleId="Header">
     <w:name w:val="header"/>
